--- a/plantillas/anexo_5.docx
+++ b/plantillas/anexo_5.docx
@@ -2,113 +2,6 @@
 <file path=word/document.xml><?xml version="1.0" encoding="utf-8"?>
 <w:document xmlns:wpc="http://schemas.microsoft.com/office/word/2010/wordprocessingCanvas" xmlns:cx="http://schemas.microsoft.com/office/drawing/2014/chartex" xmlns:cx1="http://schemas.microsoft.com/office/drawing/2015/9/8/chartex" xmlns:cx2="http://schemas.microsoft.com/office/drawing/2015/10/21/chartex" xmlns:cx3="http://schemas.microsoft.com/office/drawing/2016/5/9/chartex" xmlns:cx4="http://schemas.microsoft.com/office/drawing/2016/5/10/chartex" xmlns:cx5="http://schemas.microsoft.com/office/drawing/2016/5/11/chartex" xmlns:cx6="http://schemas.microsoft.com/office/drawing/2016/5/12/chartex" xmlns:cx7="http://schemas.microsoft.com/office/drawing/2016/5/13/chartex" xmlns:cx8="http://schemas.microsoft.com/office/drawing/2016/5/14/chartex" xmlns:mc="http://schemas.openxmlformats.org/markup-compatibility/2006" xmlns:aink="http://schemas.microsoft.com/office/drawing/2016/ink" xmlns:am3d="http://schemas.microsoft.com/office/drawing/2017/model3d" xmlns:o="urn:schemas-microsoft-com:office:office" xmlns:oel="http://schemas.microsoft.com/office/2019/extlst" xmlns:r="http://schemas.openxmlformats.org/officeDocument/2006/relationships" xmlns:m="http://schemas.openxmlformats.org/officeDocument/2006/math" xmlns:v="urn:schemas-microsoft-com:vml" xmlns:wp14="http://schemas.microsoft.com/office/word/2010/wordprocessingDrawing" xmlns:wp="http://schemas.openxmlformats.org/drawingml/2006/wordprocessingDrawing" xmlns:w10="urn:schemas-microsoft-com:office:word" xmlns:w="http://schemas.openxmlformats.org/wordprocessingml/2006/main" xmlns:w14="http://schemas.microsoft.com/office/word/2010/wordml" xmlns:w15="http://schemas.microsoft.com/office/word/2012/wordml" xmlns:w16cex="http://schemas.microsoft.com/office/word/2018/wordml/cex" xmlns:w16cid="http://schemas.microsoft.com/office/word/2016/wordml/cid" xmlns:w16="http://schemas.microsoft.com/office/word/2018/wordml" xmlns:w16du="http://schemas.microsoft.com/office/word/2023/wordml/word16du" xmlns:w16sdtdh="http://schemas.microsoft.com/office/word/2020/wordml/sdtdatahash" xmlns:w16sdtfl="http://schemas.microsoft.com/office/word/2024/wordml/sdtformatlock" xmlns:w16se="http://schemas.microsoft.com/office/word/2015/wordml/symex" xmlns:wpg="http://schemas.microsoft.com/office/word/2010/wordprocessingGroup" xmlns:wpi="http://schemas.microsoft.com/office/word/2010/wordprocessingInk" xmlns:wne="http://schemas.microsoft.com/office/word/2006/wordml" xmlns:wps="http://schemas.microsoft.com/office/word/2010/wordprocessingShape" mc:Ignorable="w14 w15 w16se w16cid w16 w16cex w16sdtdh w16sdtfl w16du wp14">
   <w:body>
-    <w:p>
-      <w:pPr>
-        <w:spacing w:after="160" w:line="259" w:lineRule="auto"/>
-        <w:jc w:val="center"/>
-        <w:rPr>
-          <w:rFonts w:ascii="Calibri" w:eastAsia="Calibri" w:hAnsi="Calibri" w:cs="Calibri"/>
-          <w:b/>
-          <w:bCs/>
-        </w:rPr>
-      </w:pPr>
-      <w:bookmarkStart w:id="0" w:name="_heading=h.gjdgxs" w:colFirst="0" w:colLast="0"/>
-      <w:bookmarkEnd w:id="0"/>
-      <w:r>
-        <w:rPr>
-          <w:rFonts w:ascii="Calibri" w:eastAsia="Calibri" w:hAnsi="Calibri" w:cs="Calibri"/>
-          <w:b/>
-          <w:bCs/>
-          <w:noProof/>
-        </w:rPr>
-        <w:drawing>
-          <wp:inline distT="0" distB="0" distL="114300" distR="114300">
-            <wp:extent cx="1581150" cy="483235"/>
-            <wp:effectExtent l="0" t="0" r="0" b="0"/>
-            <wp:docPr id="5" name="image1.png" descr="C:\Users\Jaime Loja\Downloads\LOGO RECTANGULAR_SIN FONDO.png"/>
-            <wp:cNvGraphicFramePr/>
-            <a:graphic xmlns:a="http://schemas.openxmlformats.org/drawingml/2006/main">
-              <a:graphicData uri="http://schemas.openxmlformats.org/drawingml/2006/picture">
-                <pic:pic xmlns:pic="http://schemas.openxmlformats.org/drawingml/2006/picture">
-                  <pic:nvPicPr>
-                    <pic:cNvPr id="0" name="image1.png" descr="C:\Users\Jaime Loja\Downloads\LOGO RECTANGULAR_SIN FONDO.png"/>
-                    <pic:cNvPicPr preferRelativeResize="0"/>
-                  </pic:nvPicPr>
-                  <pic:blipFill>
-                    <a:blip r:embed="rId5"/>
-                    <a:srcRect/>
-                    <a:stretch>
-                      <a:fillRect/>
-                    </a:stretch>
-                  </pic:blipFill>
-                  <pic:spPr>
-                    <a:xfrm>
-                      <a:off x="0" y="0"/>
-                      <a:ext cx="1581150" cy="483235"/>
-                    </a:xfrm>
-                    <a:prstGeom prst="rect">
-                      <a:avLst/>
-                    </a:prstGeom>
-                    <a:ln/>
-                  </pic:spPr>
-                </pic:pic>
-              </a:graphicData>
-            </a:graphic>
-          </wp:inline>
-        </w:drawing>
-      </w:r>
-      <w:r>
-        <w:rPr>
-          <w:rFonts w:ascii="Calibri" w:eastAsia="Calibri" w:hAnsi="Calibri" w:cs="Calibri"/>
-          <w:b/>
-          <w:bCs/>
-        </w:rPr>
-        <w:t xml:space="preserve">                                                                                  </w:t>
-      </w:r>
-      <w:r>
-        <w:rPr>
-          <w:rFonts w:ascii="Calibri" w:eastAsia="Calibri" w:hAnsi="Calibri" w:cs="Calibri"/>
-          <w:b/>
-          <w:bCs/>
-          <w:noProof/>
-        </w:rPr>
-        <w:drawing>
-          <wp:inline distT="0" distB="0" distL="114300" distR="114300">
-            <wp:extent cx="1146810" cy="695325"/>
-            <wp:effectExtent l="0" t="0" r="0" b="0"/>
-            <wp:docPr id="6" name="image2.jpg" descr="C:\Users\Superior\Desktop\senescyt_logo.jpg"/>
-            <wp:cNvGraphicFramePr/>
-            <a:graphic xmlns:a="http://schemas.openxmlformats.org/drawingml/2006/main">
-              <a:graphicData uri="http://schemas.openxmlformats.org/drawingml/2006/picture">
-                <pic:pic xmlns:pic="http://schemas.openxmlformats.org/drawingml/2006/picture">
-                  <pic:nvPicPr>
-                    <pic:cNvPr id="0" name="image2.jpg" descr="C:\Users\Superior\Desktop\senescyt_logo.jpg"/>
-                    <pic:cNvPicPr preferRelativeResize="0"/>
-                  </pic:nvPicPr>
-                  <pic:blipFill>
-                    <a:blip r:embed="rId6"/>
-                    <a:srcRect/>
-                    <a:stretch>
-                      <a:fillRect/>
-                    </a:stretch>
-                  </pic:blipFill>
-                  <pic:spPr>
-                    <a:xfrm>
-                      <a:off x="0" y="0"/>
-                      <a:ext cx="1146810" cy="695325"/>
-                    </a:xfrm>
-                    <a:prstGeom prst="rect">
-                      <a:avLst/>
-                    </a:prstGeom>
-                    <a:ln/>
-                  </pic:spPr>
-                </pic:pic>
-              </a:graphicData>
-            </a:graphic>
-          </wp:inline>
-        </w:drawing>
-      </w:r>
-    </w:p>
     <w:p>
       <w:pPr>
         <w:spacing w:after="160" w:line="240" w:lineRule="auto"/>
@@ -1155,7 +1048,76 @@
   <w:p>
     <w:pPr>
       <w:pStyle w:val="Header"/>
+      <w:jc w:val="center"/>
     </w:pPr>
+    <w:r>
+      <w:drawing>
+        <wp:inline xmlns:a="http://schemas.openxmlformats.org/drawingml/2006/main" xmlns:pic="http://schemas.openxmlformats.org/drawingml/2006/picture">
+          <wp:extent cx="1581150" cy="483235"/>
+          <wp:docPr id="1" name="Picture 1"/>
+          <wp:cNvGraphicFramePr>
+            <a:graphicFrameLocks noChangeAspect="1"/>
+          </wp:cNvGraphicFramePr>
+          <a:graphic>
+            <a:graphicData uri="http://schemas.openxmlformats.org/drawingml/2006/picture">
+              <pic:pic>
+                <pic:nvPicPr>
+                  <pic:cNvPr id="0" name="image.png"/>
+                  <pic:cNvPicPr/>
+                </pic:nvPicPr>
+                <pic:blipFill>
+                  <a:blip r:embed="rId1"/>
+                  <a:stretch>
+                    <a:fillRect/>
+                  </a:stretch>
+                </pic:blipFill>
+                <pic:spPr>
+                  <a:xfrm>
+                    <a:off x="0" y="0"/>
+                    <a:ext cx="1581150" cy="483235"/>
+                  </a:xfrm>
+                  <a:prstGeom prst="rect"/>
+                </pic:spPr>
+              </pic:pic>
+            </a:graphicData>
+          </a:graphic>
+        </wp:inline>
+      </w:drawing>
+    </w:r>
+    <w:r>
+      <w:drawing>
+        <wp:inline xmlns:a="http://schemas.openxmlformats.org/drawingml/2006/main" xmlns:pic="http://schemas.openxmlformats.org/drawingml/2006/picture">
+          <wp:extent cx="1146810" cy="695325"/>
+          <wp:docPr id="2" name="Picture 2"/>
+          <wp:cNvGraphicFramePr>
+            <a:graphicFrameLocks noChangeAspect="1"/>
+          </wp:cNvGraphicFramePr>
+          <a:graphic>
+            <a:graphicData uri="http://schemas.openxmlformats.org/drawingml/2006/picture">
+              <pic:pic>
+                <pic:nvPicPr>
+                  <pic:cNvPr id="0" name="image.jpg"/>
+                  <pic:cNvPicPr/>
+                </pic:nvPicPr>
+                <pic:blipFill>
+                  <a:blip r:embed="rId2"/>
+                  <a:stretch>
+                    <a:fillRect/>
+                  </a:stretch>
+                </pic:blipFill>
+                <pic:spPr>
+                  <a:xfrm>
+                    <a:off x="0" y="0"/>
+                    <a:ext cx="1146810" cy="695325"/>
+                  </a:xfrm>
+                  <a:prstGeom prst="rect"/>
+                </pic:spPr>
+              </pic:pic>
+            </a:graphicData>
+          </a:graphic>
+        </wp:inline>
+      </w:drawing>
+    </w:r>
   </w:p>
 </w:hdr>
 </file>
